--- a/06_산출물_문서/2계층_절차서/QP-814_제품_보존_관리.docx
+++ b/06_산출물_문서/2계층_절차서/QP-814_제품_보존_관리.docx
@@ -270,11 +270,11 @@
     </w:p>
     <w:tbl>
       <w:tblPr>
-        <w:tblW w:w="8788" w:type="dxa"/>
         <w:tblCellMar>
           <w:left w:w="108" w:type="dxa"/>
           <w:right w:w="108" w:type="dxa"/>
         </w:tblCellMar>
+        <w:tblW w:w="8788" w:type="dxa"/>
         <w:tblBorders>
           <w:top w:val="single" w:sz="4" w:color="2E74B5" w:space="0"/>
           <w:left w:val="single" w:sz="4" w:color="2E74B5" w:space="0"/>
@@ -294,13 +294,13 @@
         <w:tc>
           <w:tcPr>
             <w:tcW w:w="1500" w:type="dxa"/>
-            <w:shd w:val="clear" w:color="auto" w:fill="D9D9D9"/>
-            <w:tcMar>
-              <w:top w:w="60" w:type="dxa"/>
-              <w:left w:w="120" w:type="dxa"/>
-              <w:bottom w:w="60" w:type="dxa"/>
-              <w:right w:w="120" w:type="dxa"/>
-            </w:tcMar>
+            <w:tcMar>
+              <w:top w:w="60" w:type="dxa"/>
+              <w:left w:w="120" w:type="dxa"/>
+              <w:bottom w:w="60" w:type="dxa"/>
+              <w:right w:w="120" w:type="dxa"/>
+            </w:tcMar>
+            <w:shd w:val="clear" w:color="auto" w:fill="DEEAF1"/>
           </w:tcPr>
           <w:p>
             <w:pPr>
@@ -320,13 +320,13 @@
         <w:tc>
           <w:tcPr>
             <w:tcW w:w="2800" w:type="dxa"/>
-            <w:shd w:val="clear" w:color="auto" w:fill="D9D9D9"/>
-            <w:tcMar>
-              <w:top w:w="60" w:type="dxa"/>
-              <w:left w:w="120" w:type="dxa"/>
-              <w:bottom w:w="60" w:type="dxa"/>
-              <w:right w:w="120" w:type="dxa"/>
-            </w:tcMar>
+            <w:tcMar>
+              <w:top w:w="60" w:type="dxa"/>
+              <w:left w:w="120" w:type="dxa"/>
+              <w:bottom w:w="60" w:type="dxa"/>
+              <w:right w:w="120" w:type="dxa"/>
+            </w:tcMar>
+            <w:shd w:val="clear" w:color="auto" w:fill="DEEAF1"/>
           </w:tcPr>
           <w:p>
             <w:pPr>
@@ -346,13 +346,13 @@
         <w:tc>
           <w:tcPr>
             <w:tcW w:w="2000" w:type="dxa"/>
-            <w:shd w:val="clear" w:color="auto" w:fill="D9D9D9"/>
-            <w:tcMar>
-              <w:top w:w="60" w:type="dxa"/>
-              <w:left w:w="120" w:type="dxa"/>
-              <w:bottom w:w="60" w:type="dxa"/>
-              <w:right w:w="120" w:type="dxa"/>
-            </w:tcMar>
+            <w:tcMar>
+              <w:top w:w="60" w:type="dxa"/>
+              <w:left w:w="120" w:type="dxa"/>
+              <w:bottom w:w="60" w:type="dxa"/>
+              <w:right w:w="120" w:type="dxa"/>
+            </w:tcMar>
+            <w:shd w:val="clear" w:color="auto" w:fill="DEEAF1"/>
           </w:tcPr>
           <w:p>
             <w:pPr>
@@ -372,13 +372,13 @@
         <w:tc>
           <w:tcPr>
             <w:tcW w:w="2488" w:type="dxa"/>
-            <w:shd w:val="clear" w:color="auto" w:fill="D9D9D9"/>
-            <w:tcMar>
-              <w:top w:w="60" w:type="dxa"/>
-              <w:left w:w="120" w:type="dxa"/>
-              <w:bottom w:w="60" w:type="dxa"/>
-              <w:right w:w="120" w:type="dxa"/>
-            </w:tcMar>
+            <w:tcMar>
+              <w:top w:w="60" w:type="dxa"/>
+              <w:left w:w="120" w:type="dxa"/>
+              <w:bottom w:w="60" w:type="dxa"/>
+              <w:right w:w="120" w:type="dxa"/>
+            </w:tcMar>
+            <w:shd w:val="clear" w:color="auto" w:fill="DEEAF1"/>
           </w:tcPr>
           <w:p>
             <w:pPr>
@@ -1161,7 +1161,7 @@
         </w:trPr>
         <w:tc>
           <w:tcPr>
-            <w:tcW w:w="2460" w:type="dxa"/>
+            <w:tcW w:w="3000" w:type="dxa"/>
             <w:tcMar>
               <w:top w:w="60" w:type="dxa"/>
               <w:left w:w="120" w:type="dxa"/>
@@ -1182,7 +1182,7 @@
         </w:tc>
         <w:tc>
           <w:tcPr>
-            <w:tcW w:w="6328" w:type="dxa"/>
+            <w:tcW w:w="5788" w:type="dxa"/>
             <w:tcMar>
               <w:top w:w="60" w:type="dxa"/>
               <w:left w:w="120" w:type="dxa"/>
@@ -1204,9 +1204,7 @@
       </w:tr>
       <w:tr>
         <w:tc>
-          <w:tcPr>
-            <w:tcW w:w="2460" w:type="dxa"/>
-          </w:tcPr>
+          <w:tcPr/>
           <w:p>
             <w:pPr>
               <w:pStyle w:val="Compact"/>
@@ -1218,7 +1216,7 @@
         </w:tc>
         <w:tc>
           <w:tcPr>
-            <w:tcW w:w="6328" w:type="dxa"/>
+            <w:tcW w:w="5788" w:type="dxa"/>
             <w:tcMar>
               <w:top w:w="60" w:type="dxa"/>
               <w:left w:w="120" w:type="dxa"/>
@@ -1251,6 +1249,7 @@
         </w:tc>
         <w:tc>
           <w:tcPr>
+            <w:tcW w:w="5788" w:type="dxa"/>
             <w:tcMar>
               <w:top w:w="60" w:type="dxa"/>
               <w:left w:w="120" w:type="dxa"/>
@@ -1282,9 +1281,7 @@
           </w:p>
         </w:tc>
         <w:tc>
-          <w:tcPr>
-            <w:tcW w:w="6328" w:type="dxa"/>
-          </w:tcPr>
+          <w:tcPr/>
           <w:p>
             <w:pPr>
               <w:pStyle w:val="Compact"/>
@@ -1297,19 +1294,10 @@
       </w:tr>
       <w:tr>
         <w:tc>
-          <w:tcPr>
-            <w:tcW w:w="2460" w:type="dxa"/>
-            <w:tcMar>
-              <w:top w:w="60" w:type="dxa"/>
-              <w:left w:w="120" w:type="dxa"/>
-              <w:bottom w:w="60" w:type="dxa"/>
-              <w:right w:w="120" w:type="dxa"/>
-            </w:tcMar>
-          </w:tcPr>
-          <w:p>
-            <w:pPr>
-              <w:pStyle w:val="Compact"/>
-              <w:wordWrap w:val="1"/>
+          <w:tcPr/>
+          <w:p>
+            <w:pPr>
+              <w:pStyle w:val="Compact"/>
             </w:pPr>
             <w:r>
               <w:t xml:space="preserve">고객 제공 자재 (GFM)</w:t>
@@ -1317,10 +1305,19 @@
           </w:p>
         </w:tc>
         <w:tc>
-          <w:tcPr/>
-          <w:p>
-            <w:pPr>
-              <w:pStyle w:val="Compact"/>
+          <w:tcPr>
+            <w:tcW w:w="5788" w:type="dxa"/>
+            <w:tcMar>
+              <w:top w:w="60" w:type="dxa"/>
+              <w:left w:w="120" w:type="dxa"/>
+              <w:bottom w:w="60" w:type="dxa"/>
+              <w:right w:w="120" w:type="dxa"/>
+            </w:tcMar>
+          </w:tcPr>
+          <w:p>
+            <w:pPr>
+              <w:pStyle w:val="Compact"/>
+              <w:wordWrap w:val="1"/>
             </w:pPr>
             <w:r>
               <w:t xml:space="preserve">QP-813에 따른 보존 (본 절차서 보존 조건 준용)</w:t>
@@ -1354,18 +1351,10 @@
       </w:tr>
       <w:tr>
         <w:tc>
-          <w:tcPr>
-            <w:tcMar>
-              <w:top w:w="60" w:type="dxa"/>
-              <w:left w:w="120" w:type="dxa"/>
-              <w:bottom w:w="60" w:type="dxa"/>
-              <w:right w:w="120" w:type="dxa"/>
-            </w:tcMar>
-          </w:tcPr>
-          <w:p>
-            <w:pPr>
-              <w:pStyle w:val="Compact"/>
-              <w:wordWrap w:val="1"/>
+          <w:tcPr/>
+          <w:p>
+            <w:pPr>
+              <w:pStyle w:val="Compact"/>
             </w:pPr>
             <w:r>
               <w:t xml:space="preserve">소모품/부자재</w:t>
@@ -1373,18 +1362,10 @@
           </w:p>
         </w:tc>
         <w:tc>
-          <w:tcPr>
-            <w:tcMar>
-              <w:top w:w="60" w:type="dxa"/>
-              <w:left w:w="120" w:type="dxa"/>
-              <w:bottom w:w="60" w:type="dxa"/>
-              <w:right w:w="120" w:type="dxa"/>
-            </w:tcMar>
-          </w:tcPr>
-          <w:p>
-            <w:pPr>
-              <w:pStyle w:val="Compact"/>
-              <w:wordWrap w:val="1"/>
+          <w:tcPr/>
+          <w:p>
+            <w:pPr>
+              <w:pStyle w:val="Compact"/>
             </w:pPr>
             <w:r>
               <w:t xml:space="preserve">생산에 투입되는 부자재(솔더, 플럭스, 접착제 등)</w:t>
@@ -1427,7 +1408,7 @@
         </w:trPr>
         <w:tc>
           <w:tcPr>
-            <w:tcW w:w="2460" w:type="dxa"/>
+            <w:tcW w:w="3000" w:type="dxa"/>
             <w:tcMar>
               <w:top w:w="60" w:type="dxa"/>
               <w:left w:w="120" w:type="dxa"/>
@@ -1448,7 +1429,7 @@
         </w:tc>
         <w:tc>
           <w:tcPr>
-            <w:tcW w:w="6328" w:type="dxa"/>
+            <w:tcW w:w="5788" w:type="dxa"/>
             <w:tcMar>
               <w:top w:w="60" w:type="dxa"/>
               <w:left w:w="120" w:type="dxa"/>
@@ -1470,19 +1451,10 @@
       </w:tr>
       <w:tr>
         <w:tc>
-          <w:tcPr>
-            <w:tcW w:w="2460" w:type="dxa"/>
-            <w:tcMar>
-              <w:top w:w="60" w:type="dxa"/>
-              <w:left w:w="120" w:type="dxa"/>
-              <w:bottom w:w="60" w:type="dxa"/>
-              <w:right w:w="120" w:type="dxa"/>
-            </w:tcMar>
-          </w:tcPr>
-          <w:p>
-            <w:pPr>
-              <w:pStyle w:val="Compact"/>
-              <w:wordWrap w:val="1"/>
+          <w:tcPr/>
+          <w:p>
+            <w:pPr>
+              <w:pStyle w:val="Compact"/>
             </w:pPr>
             <w:r>
               <w:t xml:space="preserve">AS9100D Rev D</w:t>
@@ -1491,7 +1463,7 @@
         </w:tc>
         <w:tc>
           <w:tcPr>
-            <w:tcW w:w="6328" w:type="dxa"/>
+            <w:tcW w:w="5788" w:type="dxa"/>
             <w:tcMar>
               <w:top w:w="60" w:type="dxa"/>
               <w:left w:w="120" w:type="dxa"/>
@@ -1523,10 +1495,19 @@
           </w:p>
         </w:tc>
         <w:tc>
-          <w:tcPr/>
-          <w:p>
-            <w:pPr>
-              <w:pStyle w:val="Compact"/>
+          <w:tcPr>
+            <w:tcW w:w="5788" w:type="dxa"/>
+            <w:tcMar>
+              <w:top w:w="60" w:type="dxa"/>
+              <w:left w:w="120" w:type="dxa"/>
+              <w:bottom w:w="60" w:type="dxa"/>
+              <w:right w:w="120" w:type="dxa"/>
+            </w:tcMar>
+          </w:tcPr>
+          <w:p>
+            <w:pPr>
+              <w:pStyle w:val="Compact"/>
+              <w:wordWrap w:val="1"/>
             </w:pPr>
             <w:r>
               <w:t xml:space="preserve">품질경영시스템 요구사항 (8.5.4항)</w:t>
@@ -1547,9 +1528,7 @@
           </w:p>
         </w:tc>
         <w:tc>
-          <w:tcPr>
-            <w:tcW w:w="6328" w:type="dxa"/>
-          </w:tcPr>
+          <w:tcPr/>
           <w:p>
             <w:pPr>
               <w:pStyle w:val="Compact"/>
@@ -1563,18 +1542,11 @@
       <w:tr>
         <w:tc>
           <w:tcPr>
-            <w:tcW w:w="2460" w:type="dxa"/>
-            <w:tcMar>
-              <w:top w:w="60" w:type="dxa"/>
-              <w:left w:w="120" w:type="dxa"/>
-              <w:bottom w:w="60" w:type="dxa"/>
-              <w:right w:w="120" w:type="dxa"/>
-            </w:tcMar>
-          </w:tcPr>
-          <w:p>
-            <w:pPr>
-              <w:pStyle w:val="Compact"/>
-              <w:wordWrap w:val="1"/>
+            <w:tcW w:w="3000" w:type="dxa"/>
+          </w:tcPr>
+          <w:p>
+            <w:pPr>
+              <w:pStyle w:val="Compact"/>
             </w:pPr>
             <w:r>
               <w:t xml:space="preserve">IPC/JEDEC J-STD-020</w:t>
@@ -1582,10 +1554,19 @@
           </w:p>
         </w:tc>
         <w:tc>
-          <w:tcPr/>
-          <w:p>
-            <w:pPr>
-              <w:pStyle w:val="Compact"/>
+          <w:tcPr>
+            <w:tcW w:w="5788" w:type="dxa"/>
+            <w:tcMar>
+              <w:top w:w="60" w:type="dxa"/>
+              <w:left w:w="120" w:type="dxa"/>
+              <w:bottom w:w="60" w:type="dxa"/>
+              <w:right w:w="120" w:type="dxa"/>
+            </w:tcMar>
+          </w:tcPr>
+          <w:p>
+            <w:pPr>
+              <w:pStyle w:val="Compact"/>
+              <w:wordWrap w:val="1"/>
             </w:pPr>
             <w:r>
               <w:t xml:space="preserve">비기밀 고체 표면 실장 부품의 습기 민감도 분류</w:t>
@@ -1715,18 +1696,10 @@
       </w:tr>
       <w:tr>
         <w:tc>
-          <w:tcPr>
-            <w:tcMar>
-              <w:top w:w="60" w:type="dxa"/>
-              <w:left w:w="120" w:type="dxa"/>
-              <w:bottom w:w="60" w:type="dxa"/>
-              <w:right w:w="120" w:type="dxa"/>
-            </w:tcMar>
-          </w:tcPr>
-          <w:p>
-            <w:pPr>
-              <w:pStyle w:val="Compact"/>
-              <w:wordWrap w:val="1"/>
+          <w:tcPr/>
+          <w:p>
+            <w:pPr>
+              <w:pStyle w:val="Compact"/>
             </w:pPr>
             <w:r>
               <w:t xml:space="preserve">QP-819</w:t>
@@ -1734,18 +1707,10 @@
           </w:p>
         </w:tc>
         <w:tc>
-          <w:tcPr>
-            <w:tcMar>
-              <w:top w:w="60" w:type="dxa"/>
-              <w:left w:w="120" w:type="dxa"/>
-              <w:bottom w:w="60" w:type="dxa"/>
-              <w:right w:w="120" w:type="dxa"/>
-            </w:tcMar>
-          </w:tcPr>
-          <w:p>
-            <w:pPr>
-              <w:pStyle w:val="Compact"/>
-              <w:wordWrap w:val="1"/>
+          <w:tcPr/>
+          <w:p>
+            <w:pPr>
+              <w:pStyle w:val="Compact"/>
             </w:pPr>
             <w:r>
               <w:t xml:space="preserve">FOD 방지 관리 절차서</w:t>
@@ -1789,7 +1754,7 @@
         </w:trPr>
         <w:tc>
           <w:tcPr>
-            <w:tcW w:w="2460" w:type="dxa"/>
+            <w:tcW w:w="3000" w:type="dxa"/>
             <w:tcMar>
               <w:top w:w="60" w:type="dxa"/>
               <w:left w:w="120" w:type="dxa"/>
@@ -1810,7 +1775,7 @@
         </w:tc>
         <w:tc>
           <w:tcPr>
-            <w:tcW w:w="6328" w:type="dxa"/>
+            <w:tcW w:w="5788" w:type="dxa"/>
             <w:tcMar>
               <w:top w:w="60" w:type="dxa"/>
               <w:left w:w="120" w:type="dxa"/>
@@ -1832,9 +1797,7 @@
       </w:tr>
       <w:tr>
         <w:tc>
-          <w:tcPr>
-            <w:tcW w:w="2460" w:type="dxa"/>
-          </w:tcPr>
+          <w:tcPr/>
           <w:p>
             <w:pPr>
               <w:pStyle w:val="Compact"/>
@@ -1846,7 +1809,7 @@
         </w:tc>
         <w:tc>
           <w:tcPr>
-            <w:tcW w:w="6328" w:type="dxa"/>
+            <w:tcW w:w="5788" w:type="dxa"/>
             <w:tcMar>
               <w:top w:w="60" w:type="dxa"/>
               <w:left w:w="120" w:type="dxa"/>
@@ -1879,6 +1842,7 @@
         </w:tc>
         <w:tc>
           <w:tcPr>
+            <w:tcW w:w="5788" w:type="dxa"/>
             <w:tcMar>
               <w:top w:w="60" w:type="dxa"/>
               <w:left w:w="120" w:type="dxa"/>
@@ -1910,9 +1874,7 @@
           </w:p>
         </w:tc>
         <w:tc>
-          <w:tcPr>
-            <w:tcW w:w="6328" w:type="dxa"/>
-          </w:tcPr>
+          <w:tcPr/>
           <w:p>
             <w:pPr>
               <w:pStyle w:val="Compact"/>
@@ -1925,19 +1887,10 @@
       </w:tr>
       <w:tr>
         <w:tc>
-          <w:tcPr>
-            <w:tcW w:w="2460" w:type="dxa"/>
-            <w:tcMar>
-              <w:top w:w="60" w:type="dxa"/>
-              <w:left w:w="120" w:type="dxa"/>
-              <w:bottom w:w="60" w:type="dxa"/>
-              <w:right w:w="120" w:type="dxa"/>
-            </w:tcMar>
-          </w:tcPr>
-          <w:p>
-            <w:pPr>
-              <w:pStyle w:val="Compact"/>
-              <w:wordWrap w:val="1"/>
+          <w:tcPr/>
+          <w:p>
+            <w:pPr>
+              <w:pStyle w:val="Compact"/>
             </w:pPr>
             <w:r>
               <w:t xml:space="preserve">ESD (Electrostatic Discharge)</w:t>
@@ -1945,10 +1898,19 @@
           </w:p>
         </w:tc>
         <w:tc>
-          <w:tcPr/>
-          <w:p>
-            <w:pPr>
-              <w:pStyle w:val="Compact"/>
+          <w:tcPr>
+            <w:tcW w:w="5788" w:type="dxa"/>
+            <w:tcMar>
+              <w:top w:w="60" w:type="dxa"/>
+              <w:left w:w="120" w:type="dxa"/>
+              <w:bottom w:w="60" w:type="dxa"/>
+              <w:right w:w="120" w:type="dxa"/>
+            </w:tcMar>
+          </w:tcPr>
+          <w:p>
+            <w:pPr>
+              <w:pStyle w:val="Compact"/>
+              <w:wordWrap w:val="1"/>
             </w:pPr>
             <w:r>
               <w:t xml:space="preserve">정전기 방전 — 전자 부품/조립품에 손상을 줄 수 있는 정전기 에너지의 방출</w:t>
@@ -2078,18 +2040,10 @@
       </w:tr>
       <w:tr>
         <w:tc>
-          <w:tcPr>
-            <w:tcMar>
-              <w:top w:w="60" w:type="dxa"/>
-              <w:left w:w="120" w:type="dxa"/>
-              <w:bottom w:w="60" w:type="dxa"/>
-              <w:right w:w="120" w:type="dxa"/>
-            </w:tcMar>
-          </w:tcPr>
-          <w:p>
-            <w:pPr>
-              <w:pStyle w:val="Compact"/>
-              <w:wordWrap w:val="1"/>
+          <w:tcPr/>
+          <w:p>
+            <w:pPr>
+              <w:pStyle w:val="Compact"/>
             </w:pPr>
             <w:r>
               <w:t xml:space="preserve">FOD (Foreign Object Debris/Damage)</w:t>
@@ -2097,18 +2051,10 @@
           </w:p>
         </w:tc>
         <w:tc>
-          <w:tcPr>
-            <w:tcMar>
-              <w:top w:w="60" w:type="dxa"/>
-              <w:left w:w="120" w:type="dxa"/>
-              <w:bottom w:w="60" w:type="dxa"/>
-              <w:right w:w="120" w:type="dxa"/>
-            </w:tcMar>
-          </w:tcPr>
-          <w:p>
-            <w:pPr>
-              <w:pStyle w:val="Compact"/>
-              <w:wordWrap w:val="1"/>
+          <w:tcPr/>
+          <w:p>
+            <w:pPr>
+              <w:pStyle w:val="Compact"/>
             </w:pPr>
             <w:r>
               <w:t xml:space="preserve">이물질 잔류물/손상 — 제품에 잠재적 손상을 줄 수 있는 외래 물질</w:t>
@@ -2152,7 +2098,7 @@
         </w:trPr>
         <w:tc>
           <w:tcPr>
-            <w:tcW w:w="2460" w:type="dxa"/>
+            <w:tcW w:w="2592" w:type="dxa"/>
             <w:tcMar>
               <w:top w:w="60" w:type="dxa"/>
               <w:left w:w="120" w:type="dxa"/>
@@ -2173,7 +2119,7 @@
         </w:tc>
         <w:tc>
           <w:tcPr>
-            <w:tcW w:w="6328" w:type="dxa"/>
+            <w:tcW w:w="6196" w:type="dxa"/>
             <w:tcMar>
               <w:top w:w="60" w:type="dxa"/>
               <w:left w:w="120" w:type="dxa"/>
@@ -2195,9 +2141,7 @@
       </w:tr>
       <w:tr>
         <w:tc>
-          <w:tcPr>
-            <w:tcW w:w="2460" w:type="dxa"/>
-          </w:tcPr>
+          <w:tcPr/>
           <w:p>
             <w:pPr>
               <w:pStyle w:val="Compact"/>
@@ -2213,7 +2157,7 @@
         </w:tc>
         <w:tc>
           <w:tcPr>
-            <w:tcW w:w="6328" w:type="dxa"/>
+            <w:tcW w:w="6196" w:type="dxa"/>
             <w:tcMar>
               <w:top w:w="60" w:type="dxa"/>
               <w:left w:w="120" w:type="dxa"/>
@@ -2250,6 +2194,7 @@
         </w:tc>
         <w:tc>
           <w:tcPr>
+            <w:tcW w:w="6196" w:type="dxa"/>
             <w:tcMar>
               <w:top w:w="60" w:type="dxa"/>
               <w:left w:w="120" w:type="dxa"/>
@@ -2285,9 +2230,7 @@
           </w:p>
         </w:tc>
         <w:tc>
-          <w:tcPr>
-            <w:tcW w:w="6328" w:type="dxa"/>
-          </w:tcPr>
+          <w:tcPr/>
           <w:p>
             <w:pPr>
               <w:pStyle w:val="Compact"/>
@@ -2300,19 +2243,10 @@
       </w:tr>
       <w:tr>
         <w:tc>
-          <w:tcPr>
-            <w:tcW w:w="2460" w:type="dxa"/>
-            <w:tcMar>
-              <w:top w:w="60" w:type="dxa"/>
-              <w:left w:w="120" w:type="dxa"/>
-              <w:bottom w:w="60" w:type="dxa"/>
-              <w:right w:w="120" w:type="dxa"/>
-            </w:tcMar>
-          </w:tcPr>
-          <w:p>
-            <w:pPr>
-              <w:pStyle w:val="Compact"/>
-              <w:wordWrap w:val="1"/>
+          <w:tcPr/>
+          <w:p>
+            <w:pPr>
+              <w:pStyle w:val="Compact"/>
             </w:pPr>
             <w:r>
               <w:rPr>
@@ -2324,10 +2258,19 @@
           </w:p>
         </w:tc>
         <w:tc>
-          <w:tcPr/>
-          <w:p>
-            <w:pPr>
-              <w:pStyle w:val="Compact"/>
+          <w:tcPr>
+            <w:tcW w:w="6196" w:type="dxa"/>
+            <w:tcMar>
+              <w:top w:w="60" w:type="dxa"/>
+              <w:left w:w="120" w:type="dxa"/>
+              <w:bottom w:w="60" w:type="dxa"/>
+              <w:right w:w="120" w:type="dxa"/>
+            </w:tcMar>
+          </w:tcPr>
+          <w:p>
+            <w:pPr>
+              <w:pStyle w:val="Compact"/>
+              <w:wordWrap w:val="1"/>
             </w:pPr>
             <w:r>
               <w:t xml:space="preserve">공정 중 제품 취급 관리; 작업자 보존 교육; ESD/FOD 관리 실행</w:t>
@@ -2393,18 +2336,10 @@
       </w:tr>
       <w:tr>
         <w:tc>
-          <w:tcPr>
-            <w:tcMar>
-              <w:top w:w="60" w:type="dxa"/>
-              <w:left w:w="120" w:type="dxa"/>
-              <w:bottom w:w="60" w:type="dxa"/>
-              <w:right w:w="120" w:type="dxa"/>
-            </w:tcMar>
-          </w:tcPr>
-          <w:p>
-            <w:pPr>
-              <w:pStyle w:val="Compact"/>
-              <w:wordWrap w:val="1"/>
+          <w:tcPr/>
+          <w:p>
+            <w:pPr>
+              <w:pStyle w:val="Compact"/>
             </w:pPr>
             <w:r>
               <w:rPr>
@@ -2416,18 +2351,10 @@
           </w:p>
         </w:tc>
         <w:tc>
-          <w:tcPr>
-            <w:tcMar>
-              <w:top w:w="60" w:type="dxa"/>
-              <w:left w:w="120" w:type="dxa"/>
-              <w:bottom w:w="60" w:type="dxa"/>
-              <w:right w:w="120" w:type="dxa"/>
-            </w:tcMar>
-          </w:tcPr>
-          <w:p>
-            <w:pPr>
-              <w:pStyle w:val="Compact"/>
-              <w:wordWrap w:val="1"/>
+          <w:tcPr/>
+          <w:p>
+            <w:pPr>
+              <w:pStyle w:val="Compact"/>
             </w:pPr>
             <w:r>
               <w:t xml:space="preserve">특수 보존 조건 설정; 포장 사양서 승인; 자재별 보관 조건 결정</w:t>
@@ -2770,161 +2697,257 @@
         <w:t xml:space="preserve">7.1 수입검사 후 보관 절차</w:t>
       </w:r>
     </w:p>
-    <w:p>
-      <w:pPr>
-        <w:pStyle w:val="SourceCode"/>
-      </w:pPr>
-      <w:r>
-        <w:rPr>
-          <w:rStyle w:val="VerbatimChar"/>
-        </w:rPr>
-        <w:t xml:space="preserve">자재/부품 입고</w:t>
-      </w:r>
-      <w:r>
-        <w:br/>
-      </w:r>
-      <w:r>
-        <w:rPr>
-          <w:rStyle w:val="VerbatimChar"/>
-        </w:rPr>
-        <w:t xml:space="preserve">      ↓</w:t>
-      </w:r>
-      <w:r>
-        <w:br/>
-      </w:r>
-      <w:r>
-        <w:rPr>
-          <w:rStyle w:val="VerbatimChar"/>
-        </w:rPr>
-        <w:t xml:space="preserve">수입검사 (QP-810 준용)</w:t>
-      </w:r>
-      <w:r>
-        <w:br/>
-      </w:r>
-      <w:r>
-        <w:rPr>
-          <w:rStyle w:val="VerbatimChar"/>
-        </w:rPr>
-        <w:t xml:space="preserve">      ↓</w:t>
-      </w:r>
-      <w:r>
-        <w:br/>
-      </w:r>
-      <w:r>
-        <w:rPr>
-          <w:rStyle w:val="VerbatimChar"/>
-        </w:rPr>
-        <w:t xml:space="preserve"> ┌─── 합격 ───┐        ┌─── 불합격 ───┐</w:t>
-      </w:r>
-      <w:r>
-        <w:br/>
-      </w:r>
-      <w:r>
-        <w:rPr>
-          <w:rStyle w:val="VerbatimChar"/>
-        </w:rPr>
-        <w:t xml:space="preserve"> ↓             ↓        ↓               ↓</w:t>
-      </w:r>
-      <w:r>
-        <w:br/>
-      </w:r>
-      <w:r>
-        <w:rPr>
-          <w:rStyle w:val="VerbatimChar"/>
-        </w:rPr>
-        <w:t xml:space="preserve">합격 라벨 부착   부적합 처리 (QP-818)</w:t>
-      </w:r>
-      <w:r>
-        <w:br/>
-      </w:r>
-      <w:r>
-        <w:rPr>
-          <w:rStyle w:val="VerbatimChar"/>
-        </w:rPr>
-        <w:t xml:space="preserve"> ↓</w:t>
-      </w:r>
-      <w:r>
-        <w:br/>
-      </w:r>
-      <w:r>
-        <w:rPr>
-          <w:rStyle w:val="VerbatimChar"/>
-        </w:rPr>
-        <w:t xml:space="preserve">보관 조건 확인 (일반/특수)</w:t>
-      </w:r>
-      <w:r>
-        <w:br/>
-      </w:r>
-      <w:r>
-        <w:rPr>
-          <w:rStyle w:val="VerbatimChar"/>
-        </w:rPr>
-        <w:t xml:space="preserve"> ↓</w:t>
-      </w:r>
-      <w:r>
-        <w:br/>
-      </w:r>
-      <w:r>
-        <w:rPr>
-          <w:rStyle w:val="VerbatimChar"/>
-        </w:rPr>
-        <w:t xml:space="preserve"> ┌─── 일반 보관 ───┐    ┌─── 특수 보관 ───┐</w:t>
-      </w:r>
-      <w:r>
-        <w:br/>
-      </w:r>
-      <w:r>
-        <w:rPr>
-          <w:rStyle w:val="VerbatimChar"/>
-        </w:rPr>
-        <w:t xml:space="preserve"> ↓                  ↓    ↓                  ↓</w:t>
-      </w:r>
-      <w:r>
-        <w:br/>
-      </w:r>
-      <w:r>
-        <w:rPr>
-          <w:rStyle w:val="VerbatimChar"/>
-        </w:rPr>
-        <w:t xml:space="preserve">일반 창고 입고       방습 보관 / ESD 보관</w:t>
-      </w:r>
-      <w:r>
-        <w:br/>
-      </w:r>
-      <w:r>
-        <w:rPr>
-          <w:rStyle w:val="VerbatimChar"/>
-        </w:rPr>
-        <w:t xml:space="preserve"> ↓                  온도 관리 보관</w:t>
-      </w:r>
-      <w:r>
-        <w:br/>
-      </w:r>
-      <w:r>
-        <w:rPr>
-          <w:rStyle w:val="VerbatimChar"/>
-        </w:rPr>
-        <w:t xml:space="preserve">FIFO 위치 배정      건조 캐비닛 등</w:t>
-      </w:r>
-      <w:r>
-        <w:br/>
-      </w:r>
-      <w:r>
-        <w:rPr>
-          <w:rStyle w:val="VerbatimChar"/>
-        </w:rPr>
-        <w:t xml:space="preserve"> ↓</w:t>
-      </w:r>
-      <w:r>
-        <w:br/>
-      </w:r>
-      <w:r>
-        <w:rPr>
-          <w:rStyle w:val="VerbatimChar"/>
-        </w:rPr>
-        <w:t xml:space="preserve">재고 시스템 등록</w:t>
-      </w:r>
-    </w:p>
+    <w:tbl>
+      <w:tblPr>
+        <w:tblLook w:firstColumn="1" w:firstRow="1" w:lastColumn="0" w:lastRow="0" w:noHBand="0" w:noVBand="1" w:val="04A0"/>
+        <w:tblW w:w="8788" w:type="dxa"/>
+        <w:tblBorders>
+          <w:top w:val="single" w:sz="4" w:color="2E74B5" w:space="0"/>
+          <w:left w:val="single" w:sz="4" w:color="2E74B5" w:space="0"/>
+          <w:bottom w:val="single" w:sz="4" w:color="2E74B5" w:space="0"/>
+          <w:right w:val="single" w:sz="4" w:color="2E74B5" w:space="0"/>
+          <w:insideH w:val="single" w:sz="4" w:color="BDD7EE" w:space="0"/>
+          <w:insideV w:val="single" w:sz="2" w:color="D9D9D9" w:space="0"/>
+        </w:tblBorders>
+      </w:tblPr>
+      <w:tblGrid>
+        <w:gridCol w:w="8788"/>
+      </w:tblGrid>
+      <w:tr>
+        <w:tc>
+          <w:tcPr>
+            <w:tcW w:w="8788" w:type="dxa"/>
+            <w:tcMar>
+              <w:top w:w="80" w:type="dxa"/>
+              <w:left w:w="140" w:type="dxa"/>
+              <w:bottom w:w="80" w:type="dxa"/>
+              <w:right w:w="140" w:type="dxa"/>
+            </w:tcMar>
+          </w:tcPr>
+          <w:p>
+            <w:pPr>
+              <w:spacing w:before="0" w:after="0" w:line="240" w:lineRule="auto"/>
+            </w:pPr>
+            <w:r>
+              <w:rPr>
+                <w:rFonts w:ascii="Courier New" w:hAnsi="Courier New" w:eastAsia="NanumGothicCoding"/>
+                <w:sz w:val="18"/>
+                <w:szCs w:val="18"/>
+              </w:rPr>
+              <w:t xml:space="preserve">자재/부품 입고</w:t>
+            </w:r>
+          </w:p>
+          <w:p>
+            <w:pPr>
+              <w:spacing w:before="0" w:after="0" w:line="240" w:lineRule="auto"/>
+            </w:pPr>
+            <w:r>
+              <w:rPr>
+                <w:rFonts w:ascii="Courier New" w:hAnsi="Courier New" w:eastAsia="NanumGothicCoding"/>
+                <w:sz w:val="18"/>
+                <w:szCs w:val="18"/>
+              </w:rPr>
+              <w:t xml:space="preserve">      ↓</w:t>
+            </w:r>
+          </w:p>
+          <w:p>
+            <w:pPr>
+              <w:spacing w:before="0" w:after="0" w:line="240" w:lineRule="auto"/>
+            </w:pPr>
+            <w:r>
+              <w:rPr>
+                <w:rFonts w:ascii="Courier New" w:hAnsi="Courier New" w:eastAsia="NanumGothicCoding"/>
+                <w:sz w:val="18"/>
+                <w:szCs w:val="18"/>
+              </w:rPr>
+              <w:t xml:space="preserve">수입검사 (QP-810 준용)</w:t>
+            </w:r>
+          </w:p>
+          <w:p>
+            <w:pPr>
+              <w:spacing w:before="0" w:after="0" w:line="240" w:lineRule="auto"/>
+            </w:pPr>
+            <w:r>
+              <w:rPr>
+                <w:rFonts w:ascii="Courier New" w:hAnsi="Courier New" w:eastAsia="NanumGothicCoding"/>
+                <w:sz w:val="18"/>
+                <w:szCs w:val="18"/>
+              </w:rPr>
+              <w:t xml:space="preserve">      ↓</w:t>
+            </w:r>
+          </w:p>
+          <w:p>
+            <w:pPr>
+              <w:spacing w:before="0" w:after="0" w:line="240" w:lineRule="auto"/>
+            </w:pPr>
+            <w:r>
+              <w:rPr>
+                <w:rFonts w:ascii="Courier New" w:hAnsi="Courier New" w:eastAsia="NanumGothicCoding"/>
+                <w:sz w:val="18"/>
+                <w:szCs w:val="18"/>
+              </w:rPr>
+              <w:t xml:space="preserve"> ┌─── 합격 ───┐        ┌─── 불합격 ───┐</w:t>
+            </w:r>
+          </w:p>
+          <w:p>
+            <w:pPr>
+              <w:spacing w:before="0" w:after="0" w:line="240" w:lineRule="auto"/>
+            </w:pPr>
+            <w:r>
+              <w:rPr>
+                <w:rFonts w:ascii="Courier New" w:hAnsi="Courier New" w:eastAsia="NanumGothicCoding"/>
+                <w:sz w:val="18"/>
+                <w:szCs w:val="18"/>
+              </w:rPr>
+              <w:t xml:space="preserve"> ↓             ↓        ↓               ↓</w:t>
+            </w:r>
+          </w:p>
+          <w:p>
+            <w:pPr>
+              <w:spacing w:before="0" w:after="0" w:line="240" w:lineRule="auto"/>
+            </w:pPr>
+            <w:r>
+              <w:rPr>
+                <w:rFonts w:ascii="Courier New" w:hAnsi="Courier New" w:eastAsia="NanumGothicCoding"/>
+                <w:sz w:val="18"/>
+                <w:szCs w:val="18"/>
+              </w:rPr>
+              <w:t xml:space="preserve">합격 라벨 부착   부적합 처리 (QP-818)</w:t>
+            </w:r>
+          </w:p>
+          <w:p>
+            <w:pPr>
+              <w:spacing w:before="0" w:after="0" w:line="240" w:lineRule="auto"/>
+            </w:pPr>
+            <w:r>
+              <w:rPr>
+                <w:rFonts w:ascii="Courier New" w:hAnsi="Courier New" w:eastAsia="NanumGothicCoding"/>
+                <w:sz w:val="18"/>
+                <w:szCs w:val="18"/>
+              </w:rPr>
+              <w:t xml:space="preserve"> ↓</w:t>
+            </w:r>
+          </w:p>
+          <w:p>
+            <w:pPr>
+              <w:spacing w:before="0" w:after="0" w:line="240" w:lineRule="auto"/>
+            </w:pPr>
+            <w:r>
+              <w:rPr>
+                <w:rFonts w:ascii="Courier New" w:hAnsi="Courier New" w:eastAsia="NanumGothicCoding"/>
+                <w:sz w:val="18"/>
+                <w:szCs w:val="18"/>
+              </w:rPr>
+              <w:t xml:space="preserve">보관 조건 확인 (일반/특수)</w:t>
+            </w:r>
+          </w:p>
+          <w:p>
+            <w:pPr>
+              <w:spacing w:before="0" w:after="0" w:line="240" w:lineRule="auto"/>
+            </w:pPr>
+            <w:r>
+              <w:rPr>
+                <w:rFonts w:ascii="Courier New" w:hAnsi="Courier New" w:eastAsia="NanumGothicCoding"/>
+                <w:sz w:val="18"/>
+                <w:szCs w:val="18"/>
+              </w:rPr>
+              <w:t xml:space="preserve"> ↓</w:t>
+            </w:r>
+          </w:p>
+          <w:p>
+            <w:pPr>
+              <w:spacing w:before="0" w:after="0" w:line="240" w:lineRule="auto"/>
+            </w:pPr>
+            <w:r>
+              <w:rPr>
+                <w:rFonts w:ascii="Courier New" w:hAnsi="Courier New" w:eastAsia="NanumGothicCoding"/>
+                <w:sz w:val="18"/>
+                <w:szCs w:val="18"/>
+              </w:rPr>
+              <w:t xml:space="preserve"> ┌─── 일반 보관 ───┐    ┌─── 특수 보관 ───┐</w:t>
+            </w:r>
+          </w:p>
+          <w:p>
+            <w:pPr>
+              <w:spacing w:before="0" w:after="0" w:line="240" w:lineRule="auto"/>
+            </w:pPr>
+            <w:r>
+              <w:rPr>
+                <w:rFonts w:ascii="Courier New" w:hAnsi="Courier New" w:eastAsia="NanumGothicCoding"/>
+                <w:sz w:val="18"/>
+                <w:szCs w:val="18"/>
+              </w:rPr>
+              <w:t xml:space="preserve"> ↓                  ↓    ↓                  ↓</w:t>
+            </w:r>
+          </w:p>
+          <w:p>
+            <w:pPr>
+              <w:spacing w:before="0" w:after="0" w:line="240" w:lineRule="auto"/>
+            </w:pPr>
+            <w:r>
+              <w:rPr>
+                <w:rFonts w:ascii="Courier New" w:hAnsi="Courier New" w:eastAsia="NanumGothicCoding"/>
+                <w:sz w:val="18"/>
+                <w:szCs w:val="18"/>
+              </w:rPr>
+              <w:t xml:space="preserve">일반 창고 입고       방습 보관 / ESD 보관</w:t>
+            </w:r>
+          </w:p>
+          <w:p>
+            <w:pPr>
+              <w:spacing w:before="0" w:after="0" w:line="240" w:lineRule="auto"/>
+            </w:pPr>
+            <w:r>
+              <w:rPr>
+                <w:rFonts w:ascii="Courier New" w:hAnsi="Courier New" w:eastAsia="NanumGothicCoding"/>
+                <w:sz w:val="18"/>
+                <w:szCs w:val="18"/>
+              </w:rPr>
+              <w:t xml:space="preserve"> ↓                  온도 관리 보관</w:t>
+            </w:r>
+          </w:p>
+          <w:p>
+            <w:pPr>
+              <w:spacing w:before="0" w:after="0" w:line="240" w:lineRule="auto"/>
+            </w:pPr>
+            <w:r>
+              <w:rPr>
+                <w:rFonts w:ascii="Courier New" w:hAnsi="Courier New" w:eastAsia="NanumGothicCoding"/>
+                <w:sz w:val="18"/>
+                <w:szCs w:val="18"/>
+              </w:rPr>
+              <w:t xml:space="preserve">FIFO 위치 배정      건조 캐비닛 등</w:t>
+            </w:r>
+          </w:p>
+          <w:p>
+            <w:pPr>
+              <w:spacing w:before="0" w:after="0" w:line="240" w:lineRule="auto"/>
+            </w:pPr>
+            <w:r>
+              <w:rPr>
+                <w:rFonts w:ascii="Courier New" w:hAnsi="Courier New" w:eastAsia="NanumGothicCoding"/>
+                <w:sz w:val="18"/>
+                <w:szCs w:val="18"/>
+              </w:rPr>
+              <w:t xml:space="preserve"> ↓</w:t>
+            </w:r>
+          </w:p>
+          <w:p>
+            <w:pPr>
+              <w:spacing w:before="0" w:after="0" w:line="240" w:lineRule="auto"/>
+            </w:pPr>
+            <w:r>
+              <w:rPr>
+                <w:rFonts w:ascii="Courier New" w:hAnsi="Courier New" w:eastAsia="NanumGothicCoding"/>
+                <w:sz w:val="18"/>
+                <w:szCs w:val="18"/>
+              </w:rPr>
+              <w:t xml:space="preserve">재고 시스템 등록</w:t>
+            </w:r>
+          </w:p>
+        </w:tc>
+      </w:tr>
+    </w:tbl>
     <w:bookmarkEnd w:id="20"/>
     <w:bookmarkStart w:id="21" w:name="입고-자재-보관-기준"/>
     <w:p>
@@ -3352,7 +3375,7 @@
         </w:trPr>
         <w:tc>
           <w:tcPr>
-            <w:tcW w:w="2460" w:type="dxa"/>
+            <w:tcW w:w="2216" w:type="dxa"/>
             <w:tcMar>
               <w:top w:w="60" w:type="dxa"/>
               <w:left w:w="120" w:type="dxa"/>
@@ -3373,7 +3396,7 @@
         </w:tc>
         <w:tc>
           <w:tcPr>
-            <w:tcW w:w="6328" w:type="dxa"/>
+            <w:tcW w:w="6572" w:type="dxa"/>
             <w:tcMar>
               <w:top w:w="60" w:type="dxa"/>
               <w:left w:w="120" w:type="dxa"/>
@@ -3395,9 +3418,7 @@
       </w:tr>
       <w:tr>
         <w:tc>
-          <w:tcPr>
-            <w:tcW w:w="2460" w:type="dxa"/>
-          </w:tcPr>
+          <w:tcPr/>
           <w:p>
             <w:pPr>
               <w:pStyle w:val="Compact"/>
@@ -3409,7 +3430,7 @@
         </w:tc>
         <w:tc>
           <w:tcPr>
-            <w:tcW w:w="6328" w:type="dxa"/>
+            <w:tcW w:w="6572" w:type="dxa"/>
             <w:tcMar>
               <w:top w:w="60" w:type="dxa"/>
               <w:left w:w="120" w:type="dxa"/>
@@ -3442,6 +3463,7 @@
         </w:tc>
         <w:tc>
           <w:tcPr>
+            <w:tcW w:w="6572" w:type="dxa"/>
             <w:tcMar>
               <w:top w:w="60" w:type="dxa"/>
               <w:left w:w="120" w:type="dxa"/>
@@ -3489,9 +3511,7 @@
           </w:p>
         </w:tc>
         <w:tc>
-          <w:tcPr>
-            <w:tcW w:w="6328" w:type="dxa"/>
-          </w:tcPr>
+          <w:tcPr/>
           <w:p>
             <w:pPr>
               <w:pStyle w:val="Compact"/>
@@ -3516,19 +3536,10 @@
       </w:tr>
       <w:tr>
         <w:tc>
-          <w:tcPr>
-            <w:tcW w:w="2460" w:type="dxa"/>
-            <w:tcMar>
-              <w:top w:w="60" w:type="dxa"/>
-              <w:left w:w="120" w:type="dxa"/>
-              <w:bottom w:w="60" w:type="dxa"/>
-              <w:right w:w="120" w:type="dxa"/>
-            </w:tcMar>
-          </w:tcPr>
-          <w:p>
-            <w:pPr>
-              <w:pStyle w:val="Compact"/>
-              <w:wordWrap w:val="1"/>
+          <w:tcPr/>
+          <w:p>
+            <w:pPr>
+              <w:pStyle w:val="Compact"/>
             </w:pPr>
             <w:r>
               <w:t xml:space="preserve">재검사/연장</w:t>
@@ -3536,10 +3547,19 @@
           </w:p>
         </w:tc>
         <w:tc>
-          <w:tcPr/>
-          <w:p>
-            <w:pPr>
-              <w:pStyle w:val="Compact"/>
+          <w:tcPr>
+            <w:tcW w:w="6572" w:type="dxa"/>
+            <w:tcMar>
+              <w:top w:w="60" w:type="dxa"/>
+              <w:left w:w="120" w:type="dxa"/>
+              <w:bottom w:w="60" w:type="dxa"/>
+              <w:right w:w="120" w:type="dxa"/>
+            </w:tcMar>
+          </w:tcPr>
+          <w:p>
+            <w:pPr>
+              <w:pStyle w:val="Compact"/>
+              <w:wordWrap w:val="1"/>
             </w:pPr>
             <w:r>
               <w:t xml:space="preserve">제조사 기준에 따라 재검사 후 유효기간 연장 가능 (기술부서장 승인)</w:t>
@@ -3549,18 +3569,10 @@
       </w:tr>
       <w:tr>
         <w:tc>
-          <w:tcPr>
-            <w:tcMar>
-              <w:top w:w="60" w:type="dxa"/>
-              <w:left w:w="120" w:type="dxa"/>
-              <w:bottom w:w="60" w:type="dxa"/>
-              <w:right w:w="120" w:type="dxa"/>
-            </w:tcMar>
-          </w:tcPr>
-          <w:p>
-            <w:pPr>
-              <w:pStyle w:val="Compact"/>
-              <w:wordWrap w:val="1"/>
+          <w:tcPr/>
+          <w:p>
+            <w:pPr>
+              <w:pStyle w:val="Compact"/>
             </w:pPr>
             <w:r>
               <w:t xml:space="preserve">만료 자재 처분</w:t>
@@ -3568,18 +3580,10 @@
           </w:p>
         </w:tc>
         <w:tc>
-          <w:tcPr>
-            <w:tcMar>
-              <w:top w:w="60" w:type="dxa"/>
-              <w:left w:w="120" w:type="dxa"/>
-              <w:bottom w:w="60" w:type="dxa"/>
-              <w:right w:w="120" w:type="dxa"/>
-            </w:tcMar>
-          </w:tcPr>
-          <w:p>
-            <w:pPr>
-              <w:pStyle w:val="Compact"/>
-              <w:wordWrap w:val="1"/>
+          <w:tcPr/>
+          <w:p>
+            <w:pPr>
+              <w:pStyle w:val="Compact"/>
             </w:pPr>
             <w:r>
               <w:t xml:space="preserve">재검사 불합격 시 폐기 또는 반환 처리</w:t>
@@ -3632,7 +3636,7 @@
         </w:trPr>
         <w:tc>
           <w:tcPr>
-            <w:tcW w:w="2460" w:type="dxa"/>
+            <w:tcW w:w="1956" w:type="dxa"/>
             <w:tcMar>
               <w:top w:w="60" w:type="dxa"/>
               <w:left w:w="120" w:type="dxa"/>
@@ -3653,7 +3657,7 @@
         </w:tc>
         <w:tc>
           <w:tcPr>
-            <w:tcW w:w="6328" w:type="dxa"/>
+            <w:tcW w:w="6832" w:type="dxa"/>
             <w:tcMar>
               <w:top w:w="60" w:type="dxa"/>
               <w:left w:w="120" w:type="dxa"/>
@@ -3675,9 +3679,7 @@
       </w:tr>
       <w:tr>
         <w:tc>
-          <w:tcPr>
-            <w:tcW w:w="2460" w:type="dxa"/>
-          </w:tcPr>
+          <w:tcPr/>
           <w:p>
             <w:pPr>
               <w:pStyle w:val="Compact"/>
@@ -3689,7 +3691,7 @@
         </w:tc>
         <w:tc>
           <w:tcPr>
-            <w:tcW w:w="6328" w:type="dxa"/>
+            <w:tcW w:w="6832" w:type="dxa"/>
             <w:tcMar>
               <w:top w:w="60" w:type="dxa"/>
               <w:left w:w="120" w:type="dxa"/>
@@ -3722,6 +3724,7 @@
         </w:tc>
         <w:tc>
           <w:tcPr>
+            <w:tcW w:w="6832" w:type="dxa"/>
             <w:tcMar>
               <w:top w:w="60" w:type="dxa"/>
               <w:left w:w="120" w:type="dxa"/>
@@ -3753,9 +3756,7 @@
           </w:p>
         </w:tc>
         <w:tc>
-          <w:tcPr>
-            <w:tcW w:w="6328" w:type="dxa"/>
-          </w:tcPr>
+          <w:tcPr/>
           <w:p>
             <w:pPr>
               <w:pStyle w:val="Compact"/>
@@ -3768,19 +3769,10 @@
       </w:tr>
       <w:tr>
         <w:tc>
-          <w:tcPr>
-            <w:tcW w:w="2460" w:type="dxa"/>
-            <w:tcMar>
-              <w:top w:w="60" w:type="dxa"/>
-              <w:left w:w="120" w:type="dxa"/>
-              <w:bottom w:w="60" w:type="dxa"/>
-              <w:right w:w="120" w:type="dxa"/>
-            </w:tcMar>
-          </w:tcPr>
-          <w:p>
-            <w:pPr>
-              <w:pStyle w:val="Compact"/>
-              <w:wordWrap w:val="1"/>
+          <w:tcPr/>
+          <w:p>
+            <w:pPr>
+              <w:pStyle w:val="Compact"/>
             </w:pPr>
             <w:r>
               <w:t xml:space="preserve">공정 대기</w:t>
@@ -3788,10 +3780,19 @@
           </w:p>
         </w:tc>
         <w:tc>
-          <w:tcPr/>
-          <w:p>
-            <w:pPr>
-              <w:pStyle w:val="Compact"/>
+          <w:tcPr>
+            <w:tcW w:w="6832" w:type="dxa"/>
+            <w:tcMar>
+              <w:top w:w="60" w:type="dxa"/>
+              <w:left w:w="120" w:type="dxa"/>
+              <w:bottom w:w="60" w:type="dxa"/>
+              <w:right w:w="120" w:type="dxa"/>
+            </w:tcMar>
+          </w:tcPr>
+          <w:p>
+            <w:pPr>
+              <w:pStyle w:val="Compact"/>
+              <w:wordWrap w:val="1"/>
             </w:pPr>
             <w:r>
               <w:t xml:space="preserve">지정된 대기 장소에 보관, 바닥 직접 적재 금지</w:t>
@@ -3801,18 +3802,10 @@
       </w:tr>
       <w:tr>
         <w:tc>
-          <w:tcPr>
-            <w:tcMar>
-              <w:top w:w="60" w:type="dxa"/>
-              <w:left w:w="120" w:type="dxa"/>
-              <w:bottom w:w="60" w:type="dxa"/>
-              <w:right w:w="120" w:type="dxa"/>
-            </w:tcMar>
-          </w:tcPr>
-          <w:p>
-            <w:pPr>
-              <w:pStyle w:val="Compact"/>
-              <w:wordWrap w:val="1"/>
+          <w:tcPr/>
+          <w:p>
+            <w:pPr>
+              <w:pStyle w:val="Compact"/>
             </w:pPr>
             <w:r>
               <w:t xml:space="preserve">식별 유지</w:t>
@@ -3820,18 +3813,10 @@
           </w:p>
         </w:tc>
         <w:tc>
-          <w:tcPr>
-            <w:tcMar>
-              <w:top w:w="60" w:type="dxa"/>
-              <w:left w:w="120" w:type="dxa"/>
-              <w:bottom w:w="60" w:type="dxa"/>
-              <w:right w:w="120" w:type="dxa"/>
-            </w:tcMar>
-          </w:tcPr>
-          <w:p>
-            <w:pPr>
-              <w:pStyle w:val="Compact"/>
-              <w:wordWrap w:val="1"/>
+          <w:tcPr/>
+          <w:p>
+            <w:pPr>
+              <w:pStyle w:val="Compact"/>
             </w:pPr>
             <w:r>
               <w:t xml:space="preserve">공정 간 이동 시 로트 식별, 검사 상태 표시 유지</w:t>
@@ -3874,7 +3859,7 @@
         </w:trPr>
         <w:tc>
           <w:tcPr>
-            <w:tcW w:w="2460" w:type="dxa"/>
+            <w:tcW w:w="2138" w:type="dxa"/>
             <w:tcMar>
               <w:top w:w="60" w:type="dxa"/>
               <w:left w:w="120" w:type="dxa"/>
@@ -3895,7 +3880,7 @@
         </w:tc>
         <w:tc>
           <w:tcPr>
-            <w:tcW w:w="6328" w:type="dxa"/>
+            <w:tcW w:w="6650" w:type="dxa"/>
             <w:tcMar>
               <w:top w:w="60" w:type="dxa"/>
               <w:left w:w="120" w:type="dxa"/>
@@ -3917,9 +3902,7 @@
       </w:tr>
       <w:tr>
         <w:tc>
-          <w:tcPr>
-            <w:tcW w:w="2460" w:type="dxa"/>
-          </w:tcPr>
+          <w:tcPr/>
           <w:p>
             <w:pPr>
               <w:pStyle w:val="Compact"/>
@@ -3931,7 +3914,7 @@
         </w:tc>
         <w:tc>
           <w:tcPr>
-            <w:tcW w:w="6328" w:type="dxa"/>
+            <w:tcW w:w="6650" w:type="dxa"/>
             <w:tcMar>
               <w:top w:w="60" w:type="dxa"/>
               <w:left w:w="120" w:type="dxa"/>
@@ -3964,6 +3947,7 @@
         </w:tc>
         <w:tc>
           <w:tcPr>
+            <w:tcW w:w="6650" w:type="dxa"/>
             <w:tcMar>
               <w:top w:w="60" w:type="dxa"/>
               <w:left w:w="120" w:type="dxa"/>
@@ -3995,9 +3979,7 @@
           </w:p>
         </w:tc>
         <w:tc>
-          <w:tcPr>
-            <w:tcW w:w="6328" w:type="dxa"/>
-          </w:tcPr>
+          <w:tcPr/>
           <w:p>
             <w:pPr>
               <w:pStyle w:val="Compact"/>
@@ -4010,19 +3992,10 @@
       </w:tr>
       <w:tr>
         <w:tc>
-          <w:tcPr>
-            <w:tcW w:w="2460" w:type="dxa"/>
-            <w:tcMar>
-              <w:top w:w="60" w:type="dxa"/>
-              <w:left w:w="120" w:type="dxa"/>
-              <w:bottom w:w="60" w:type="dxa"/>
-              <w:right w:w="120" w:type="dxa"/>
-            </w:tcMar>
-          </w:tcPr>
-          <w:p>
-            <w:pPr>
-              <w:pStyle w:val="Compact"/>
-              <w:wordWrap w:val="1"/>
+          <w:tcPr/>
+          <w:p>
+            <w:pPr>
+              <w:pStyle w:val="Compact"/>
             </w:pPr>
             <w:r>
               <w:t xml:space="preserve">운반</w:t>
@@ -4030,10 +4003,19 @@
           </w:p>
         </w:tc>
         <w:tc>
-          <w:tcPr/>
-          <w:p>
-            <w:pPr>
-              <w:pStyle w:val="Compact"/>
+          <w:tcPr>
+            <w:tcW w:w="6650" w:type="dxa"/>
+            <w:tcMar>
+              <w:top w:w="60" w:type="dxa"/>
+              <w:left w:w="120" w:type="dxa"/>
+              <w:bottom w:w="60" w:type="dxa"/>
+              <w:right w:w="120" w:type="dxa"/>
+            </w:tcMar>
+          </w:tcPr>
+          <w:p>
+            <w:pPr>
+              <w:pStyle w:val="Compact"/>
+              <w:wordWrap w:val="1"/>
             </w:pPr>
             <w:r>
               <w:t xml:space="preserve">ESD 보호 용기/트레이로 이동</w:t>
@@ -4067,18 +4049,10 @@
       </w:tr>
       <w:tr>
         <w:tc>
-          <w:tcPr>
-            <w:tcMar>
-              <w:top w:w="60" w:type="dxa"/>
-              <w:left w:w="120" w:type="dxa"/>
-              <w:bottom w:w="60" w:type="dxa"/>
-              <w:right w:w="120" w:type="dxa"/>
-            </w:tcMar>
-          </w:tcPr>
-          <w:p>
-            <w:pPr>
-              <w:pStyle w:val="Compact"/>
-              <w:wordWrap w:val="1"/>
+          <w:tcPr/>
+          <w:p>
+            <w:pPr>
+              <w:pStyle w:val="Compact"/>
             </w:pPr>
             <w:r>
               <w:t xml:space="preserve">교육</w:t>
@@ -4086,18 +4060,10 @@
           </w:p>
         </w:tc>
         <w:tc>
-          <w:tcPr>
-            <w:tcMar>
-              <w:top w:w="60" w:type="dxa"/>
-              <w:left w:w="120" w:type="dxa"/>
-              <w:bottom w:w="60" w:type="dxa"/>
-              <w:right w:w="120" w:type="dxa"/>
-            </w:tcMar>
-          </w:tcPr>
-          <w:p>
-            <w:pPr>
-              <w:pStyle w:val="Compact"/>
-              <w:wordWrap w:val="1"/>
+          <w:tcPr/>
+          <w:p>
+            <w:pPr>
+              <w:pStyle w:val="Compact"/>
             </w:pPr>
             <w:r>
               <w:t xml:space="preserve">ESD 인식 교육 연 1회 이상, 신규 작업자 배치 전 필수</w:t>
@@ -4211,7 +4177,7 @@
         </w:trPr>
         <w:tc>
           <w:tcPr>
-            <w:tcW w:w="2460" w:type="dxa"/>
+            <w:tcW w:w="2502" w:type="dxa"/>
             <w:tcMar>
               <w:top w:w="60" w:type="dxa"/>
               <w:left w:w="120" w:type="dxa"/>
@@ -4232,7 +4198,7 @@
         </w:tc>
         <w:tc>
           <w:tcPr>
-            <w:tcW w:w="6328" w:type="dxa"/>
+            <w:tcW w:w="6286" w:type="dxa"/>
             <w:tcMar>
               <w:top w:w="60" w:type="dxa"/>
               <w:left w:w="120" w:type="dxa"/>
@@ -4254,9 +4220,7 @@
       </w:tr>
       <w:tr>
         <w:tc>
-          <w:tcPr>
-            <w:tcW w:w="2460" w:type="dxa"/>
-          </w:tcPr>
+          <w:tcPr/>
           <w:p>
             <w:pPr>
               <w:pStyle w:val="Compact"/>
@@ -4268,7 +4232,7 @@
         </w:tc>
         <w:tc>
           <w:tcPr>
-            <w:tcW w:w="6328" w:type="dxa"/>
+            <w:tcW w:w="6286" w:type="dxa"/>
             <w:tcMar>
               <w:top w:w="60" w:type="dxa"/>
               <w:left w:w="120" w:type="dxa"/>
@@ -4301,7 +4265,7 @@
         </w:tc>
         <w:tc>
           <w:tcPr>
-            <w:tcW w:w="6328" w:type="dxa"/>
+            <w:tcW w:w="6286" w:type="dxa"/>
             <w:tcMar>
               <w:top w:w="60" w:type="dxa"/>
               <w:left w:w="120" w:type="dxa"/>
@@ -4366,7 +4330,7 @@
         </w:tc>
         <w:tc>
           <w:tcPr>
-            <w:tcW w:w="6328" w:type="dxa"/>
+            <w:tcW w:w="6286" w:type="dxa"/>
             <w:tcMar>
               <w:top w:w="60" w:type="dxa"/>
               <w:left w:w="120" w:type="dxa"/>
@@ -4430,7 +4394,7 @@
         </w:trPr>
         <w:tc>
           <w:tcPr>
-            <w:tcW w:w="2460" w:type="dxa"/>
+            <w:tcW w:w="1618" w:type="dxa"/>
             <w:tcMar>
               <w:top w:w="60" w:type="dxa"/>
               <w:left w:w="120" w:type="dxa"/>
@@ -4451,7 +4415,7 @@
         </w:tc>
         <w:tc>
           <w:tcPr>
-            <w:tcW w:w="6328" w:type="dxa"/>
+            <w:tcW w:w="7170" w:type="dxa"/>
             <w:tcMar>
               <w:top w:w="60" w:type="dxa"/>
               <w:left w:w="120" w:type="dxa"/>
@@ -4473,9 +4437,7 @@
       </w:tr>
       <w:tr>
         <w:tc>
-          <w:tcPr>
-            <w:tcW w:w="2460" w:type="dxa"/>
-          </w:tcPr>
+          <w:tcPr/>
           <w:p>
             <w:pPr>
               <w:pStyle w:val="Compact"/>
@@ -4487,7 +4449,7 @@
         </w:tc>
         <w:tc>
           <w:tcPr>
-            <w:tcW w:w="6328" w:type="dxa"/>
+            <w:tcW w:w="7170" w:type="dxa"/>
             <w:tcMar>
               <w:top w:w="60" w:type="dxa"/>
               <w:left w:w="120" w:type="dxa"/>
@@ -4520,6 +4482,7 @@
         </w:tc>
         <w:tc>
           <w:tcPr>
+            <w:tcW w:w="7170" w:type="dxa"/>
             <w:tcMar>
               <w:top w:w="60" w:type="dxa"/>
               <w:left w:w="120" w:type="dxa"/>
@@ -4551,9 +4514,7 @@
           </w:p>
         </w:tc>
         <w:tc>
-          <w:tcPr>
-            <w:tcW w:w="6328" w:type="dxa"/>
-          </w:tcPr>
+          <w:tcPr/>
           <w:p>
             <w:pPr>
               <w:pStyle w:val="Compact"/>
@@ -4566,19 +4527,10 @@
       </w:tr>
       <w:tr>
         <w:tc>
-          <w:tcPr>
-            <w:tcW w:w="2460" w:type="dxa"/>
-            <w:tcMar>
-              <w:top w:w="60" w:type="dxa"/>
-              <w:left w:w="120" w:type="dxa"/>
-              <w:bottom w:w="60" w:type="dxa"/>
-              <w:right w:w="120" w:type="dxa"/>
-            </w:tcMar>
-          </w:tcPr>
-          <w:p>
-            <w:pPr>
-              <w:pStyle w:val="Compact"/>
-              <w:wordWrap w:val="1"/>
+          <w:tcPr/>
+          <w:p>
+            <w:pPr>
+              <w:pStyle w:val="Compact"/>
             </w:pPr>
             <w:r>
               <w:t xml:space="preserve">적재</w:t>
@@ -4586,10 +4538,19 @@
           </w:p>
         </w:tc>
         <w:tc>
-          <w:tcPr/>
-          <w:p>
-            <w:pPr>
-              <w:pStyle w:val="Compact"/>
+          <w:tcPr>
+            <w:tcW w:w="7170" w:type="dxa"/>
+            <w:tcMar>
+              <w:top w:w="60" w:type="dxa"/>
+              <w:left w:w="120" w:type="dxa"/>
+              <w:bottom w:w="60" w:type="dxa"/>
+              <w:right w:w="120" w:type="dxa"/>
+            </w:tcMar>
+          </w:tcPr>
+          <w:p>
+            <w:pPr>
+              <w:pStyle w:val="Compact"/>
+              <w:wordWrap w:val="1"/>
             </w:pPr>
             <w:r>
               <w:t xml:space="preserve">제품 사양에 따른 최대 적재 단수 준수, 바닥 직접 적재 금지</w:t>
@@ -4599,18 +4560,10 @@
       </w:tr>
       <w:tr>
         <w:tc>
-          <w:tcPr>
-            <w:tcMar>
-              <w:top w:w="60" w:type="dxa"/>
-              <w:left w:w="120" w:type="dxa"/>
-              <w:bottom w:w="60" w:type="dxa"/>
-              <w:right w:w="120" w:type="dxa"/>
-            </w:tcMar>
-          </w:tcPr>
-          <w:p>
-            <w:pPr>
-              <w:pStyle w:val="Compact"/>
-              <w:wordWrap w:val="1"/>
+          <w:tcPr/>
+          <w:p>
+            <w:pPr>
+              <w:pStyle w:val="Compact"/>
             </w:pPr>
             <w:r>
               <w:t xml:space="preserve">선입선출</w:t>
@@ -4618,18 +4571,10 @@
           </w:p>
         </w:tc>
         <w:tc>
-          <w:tcPr>
-            <w:tcMar>
-              <w:top w:w="60" w:type="dxa"/>
-              <w:left w:w="120" w:type="dxa"/>
-              <w:bottom w:w="60" w:type="dxa"/>
-              <w:right w:w="120" w:type="dxa"/>
-            </w:tcMar>
-          </w:tcPr>
-          <w:p>
-            <w:pPr>
-              <w:pStyle w:val="Compact"/>
-              <w:wordWrap w:val="1"/>
+          <w:tcPr/>
+          <w:p>
+            <w:pPr>
+              <w:pStyle w:val="Compact"/>
             </w:pPr>
             <w:r>
               <w:t xml:space="preserve">FIFO 원칙 적용</w:t>
@@ -5144,7 +5089,7 @@
         </w:trPr>
         <w:tc>
           <w:tcPr>
-            <w:tcW w:w="2460" w:type="dxa"/>
+            <w:tcW w:w="1600" w:type="dxa"/>
             <w:tcMar>
               <w:top w:w="60" w:type="dxa"/>
               <w:left w:w="120" w:type="dxa"/>
@@ -5165,7 +5110,7 @@
         </w:tc>
         <w:tc>
           <w:tcPr>
-            <w:tcW w:w="6328" w:type="dxa"/>
+            <w:tcW w:w="7188" w:type="dxa"/>
             <w:tcMar>
               <w:top w:w="60" w:type="dxa"/>
               <w:left w:w="120" w:type="dxa"/>
@@ -5187,9 +5132,7 @@
       </w:tr>
       <w:tr>
         <w:tc>
-          <w:tcPr>
-            <w:tcW w:w="2460" w:type="dxa"/>
-          </w:tcPr>
+          <w:tcPr/>
           <w:p>
             <w:pPr>
               <w:pStyle w:val="Compact"/>
@@ -5201,7 +5144,7 @@
         </w:tc>
         <w:tc>
           <w:tcPr>
-            <w:tcW w:w="6328" w:type="dxa"/>
+            <w:tcW w:w="7188" w:type="dxa"/>
             <w:tcMar>
               <w:top w:w="60" w:type="dxa"/>
               <w:left w:w="120" w:type="dxa"/>
@@ -5234,7 +5177,7 @@
         </w:tc>
         <w:tc>
           <w:tcPr>
-            <w:tcW w:w="6328" w:type="dxa"/>
+            <w:tcW w:w="7188" w:type="dxa"/>
             <w:tcMar>
               <w:top w:w="60" w:type="dxa"/>
               <w:left w:w="120" w:type="dxa"/>
@@ -5291,7 +5234,7 @@
         </w:tc>
         <w:tc>
           <w:tcPr>
-            <w:tcW w:w="6328" w:type="dxa"/>
+            <w:tcW w:w="7188" w:type="dxa"/>
             <w:tcMar>
               <w:top w:w="60" w:type="dxa"/>
               <w:left w:w="120" w:type="dxa"/>
@@ -5312,18 +5255,10 @@
       </w:tr>
       <w:tr>
         <w:tc>
-          <w:tcPr>
-            <w:tcMar>
-              <w:top w:w="60" w:type="dxa"/>
-              <w:left w:w="120" w:type="dxa"/>
-              <w:bottom w:w="60" w:type="dxa"/>
-              <w:right w:w="120" w:type="dxa"/>
-            </w:tcMar>
-          </w:tcPr>
-          <w:p>
-            <w:pPr>
-              <w:pStyle w:val="Compact"/>
-              <w:wordWrap w:val="1"/>
+          <w:tcPr/>
+          <w:p>
+            <w:pPr>
+              <w:pStyle w:val="Compact"/>
             </w:pPr>
             <w:r>
               <w:t xml:space="preserve">포장</w:t>
@@ -5331,18 +5266,10 @@
           </w:p>
         </w:tc>
         <w:tc>
-          <w:tcPr>
-            <w:tcMar>
-              <w:top w:w="60" w:type="dxa"/>
-              <w:left w:w="120" w:type="dxa"/>
-              <w:bottom w:w="60" w:type="dxa"/>
-              <w:right w:w="120" w:type="dxa"/>
-            </w:tcMar>
-          </w:tcPr>
-          <w:p>
-            <w:pPr>
-              <w:pStyle w:val="Compact"/>
-              <w:wordWrap w:val="1"/>
+          <w:tcPr/>
+          <w:p>
+            <w:pPr>
+              <w:pStyle w:val="Compact"/>
             </w:pPr>
             <w:r>
               <w:t xml:space="preserve">ESD 보호 봉투 → 전도성 폼 → 외부 포장</w:t>
@@ -6072,7 +5999,7 @@
         </w:trPr>
         <w:tc>
           <w:tcPr>
-            <w:tcW w:w="2460" w:type="dxa"/>
+            <w:tcW w:w="2801" w:type="dxa"/>
             <w:tcMar>
               <w:top w:w="60" w:type="dxa"/>
               <w:left w:w="120" w:type="dxa"/>
@@ -6093,7 +6020,7 @@
         </w:tc>
         <w:tc>
           <w:tcPr>
-            <w:tcW w:w="6328" w:type="dxa"/>
+            <w:tcW w:w="5987" w:type="dxa"/>
             <w:tcMar>
               <w:top w:w="60" w:type="dxa"/>
               <w:left w:w="120" w:type="dxa"/>
@@ -6115,9 +6042,7 @@
       </w:tr>
       <w:tr>
         <w:tc>
-          <w:tcPr>
-            <w:tcW w:w="2460" w:type="dxa"/>
-          </w:tcPr>
+          <w:tcPr/>
           <w:p>
             <w:pPr>
               <w:pStyle w:val="Compact"/>
@@ -6129,7 +6054,7 @@
         </w:tc>
         <w:tc>
           <w:tcPr>
-            <w:tcW w:w="6328" w:type="dxa"/>
+            <w:tcW w:w="5987" w:type="dxa"/>
             <w:tcMar>
               <w:top w:w="60" w:type="dxa"/>
               <w:left w:w="120" w:type="dxa"/>
@@ -6162,6 +6087,7 @@
         </w:tc>
         <w:tc>
           <w:tcPr>
+            <w:tcW w:w="5987" w:type="dxa"/>
             <w:tcMar>
               <w:top w:w="60" w:type="dxa"/>
               <w:left w:w="120" w:type="dxa"/>
@@ -6193,9 +6119,7 @@
           </w:p>
         </w:tc>
         <w:tc>
-          <w:tcPr>
-            <w:tcW w:w="6328" w:type="dxa"/>
-          </w:tcPr>
+          <w:tcPr/>
           <w:p>
             <w:pPr>
               <w:pStyle w:val="Compact"/>
@@ -6208,19 +6132,10 @@
       </w:tr>
       <w:tr>
         <w:tc>
-          <w:tcPr>
-            <w:tcW w:w="2460" w:type="dxa"/>
-            <w:tcMar>
-              <w:top w:w="60" w:type="dxa"/>
-              <w:left w:w="120" w:type="dxa"/>
-              <w:bottom w:w="60" w:type="dxa"/>
-              <w:right w:w="120" w:type="dxa"/>
-            </w:tcMar>
-          </w:tcPr>
-          <w:p>
-            <w:pPr>
-              <w:pStyle w:val="Compact"/>
-              <w:wordWrap w:val="1"/>
+          <w:tcPr/>
+          <w:p>
+            <w:pPr>
+              <w:pStyle w:val="Compact"/>
             </w:pPr>
             <w:r>
               <w:t xml:space="preserve">전해 커패시터</w:t>
@@ -6228,10 +6143,19 @@
           </w:p>
         </w:tc>
         <w:tc>
-          <w:tcPr/>
-          <w:p>
-            <w:pPr>
-              <w:pStyle w:val="Compact"/>
+          <w:tcPr>
+            <w:tcW w:w="5987" w:type="dxa"/>
+            <w:tcMar>
+              <w:top w:w="60" w:type="dxa"/>
+              <w:left w:w="120" w:type="dxa"/>
+              <w:bottom w:w="60" w:type="dxa"/>
+              <w:right w:w="120" w:type="dxa"/>
+            </w:tcMar>
+          </w:tcPr>
+          <w:p>
+            <w:pPr>
+              <w:pStyle w:val="Compact"/>
+              <w:wordWrap w:val="1"/>
             </w:pPr>
             <w:r>
               <w:t xml:space="preserve">제조사 지정 Shelf Life</w:t>
@@ -6241,18 +6165,10 @@
       </w:tr>
       <w:tr>
         <w:tc>
-          <w:tcPr>
-            <w:tcMar>
-              <w:top w:w="60" w:type="dxa"/>
-              <w:left w:w="120" w:type="dxa"/>
-              <w:bottom w:w="60" w:type="dxa"/>
-              <w:right w:w="120" w:type="dxa"/>
-            </w:tcMar>
-          </w:tcPr>
-          <w:p>
-            <w:pPr>
-              <w:pStyle w:val="Compact"/>
-              <w:wordWrap w:val="1"/>
+          <w:tcPr/>
+          <w:p>
+            <w:pPr>
+              <w:pStyle w:val="Compact"/>
             </w:pPr>
             <w:r>
               <w:t xml:space="preserve">배터리</w:t>
@@ -6260,18 +6176,10 @@
           </w:p>
         </w:tc>
         <w:tc>
-          <w:tcPr>
-            <w:tcMar>
-              <w:top w:w="60" w:type="dxa"/>
-              <w:left w:w="120" w:type="dxa"/>
-              <w:bottom w:w="60" w:type="dxa"/>
-              <w:right w:w="120" w:type="dxa"/>
-            </w:tcMar>
-          </w:tcPr>
-          <w:p>
-            <w:pPr>
-              <w:pStyle w:val="Compact"/>
-              <w:wordWrap w:val="1"/>
+          <w:tcPr/>
+          <w:p>
+            <w:pPr>
+              <w:pStyle w:val="Compact"/>
             </w:pPr>
             <w:r>
               <w:t xml:space="preserve">제조사 지정 Shelf Life</w:t>
@@ -6325,7 +6233,7 @@
         </w:trPr>
         <w:tc>
           <w:tcPr>
-            <w:tcW w:w="2460" w:type="dxa"/>
+            <w:tcW w:w="1618" w:type="dxa"/>
             <w:tcMar>
               <w:top w:w="60" w:type="dxa"/>
               <w:left w:w="120" w:type="dxa"/>
@@ -6346,7 +6254,7 @@
         </w:tc>
         <w:tc>
           <w:tcPr>
-            <w:tcW w:w="6328" w:type="dxa"/>
+            <w:tcW w:w="7170" w:type="dxa"/>
             <w:tcMar>
               <w:top w:w="60" w:type="dxa"/>
               <w:left w:w="120" w:type="dxa"/>
@@ -6368,9 +6276,7 @@
       </w:tr>
       <w:tr>
         <w:tc>
-          <w:tcPr>
-            <w:tcW w:w="2460" w:type="dxa"/>
-          </w:tcPr>
+          <w:tcPr/>
           <w:p>
             <w:pPr>
               <w:pStyle w:val="Compact"/>
@@ -6382,7 +6288,7 @@
         </w:tc>
         <w:tc>
           <w:tcPr>
-            <w:tcW w:w="6328" w:type="dxa"/>
+            <w:tcW w:w="7170" w:type="dxa"/>
             <w:tcMar>
               <w:top w:w="60" w:type="dxa"/>
               <w:left w:w="120" w:type="dxa"/>
@@ -6415,6 +6321,7 @@
         </w:tc>
         <w:tc>
           <w:tcPr>
+            <w:tcW w:w="7170" w:type="dxa"/>
             <w:tcMar>
               <w:top w:w="60" w:type="dxa"/>
               <w:left w:w="120" w:type="dxa"/>
@@ -6446,9 +6353,7 @@
           </w:p>
         </w:tc>
         <w:tc>
-          <w:tcPr>
-            <w:tcW w:w="6328" w:type="dxa"/>
-          </w:tcPr>
+          <w:tcPr/>
           <w:p>
             <w:pPr>
               <w:pStyle w:val="Compact"/>
@@ -6461,19 +6366,10 @@
       </w:tr>
       <w:tr>
         <w:tc>
-          <w:tcPr>
-            <w:tcW w:w="2460" w:type="dxa"/>
-            <w:tcMar>
-              <w:top w:w="60" w:type="dxa"/>
-              <w:left w:w="120" w:type="dxa"/>
-              <w:bottom w:w="60" w:type="dxa"/>
-              <w:right w:w="120" w:type="dxa"/>
-            </w:tcMar>
-          </w:tcPr>
-          <w:p>
-            <w:pPr>
-              <w:pStyle w:val="Compact"/>
-              <w:wordWrap w:val="1"/>
+          <w:tcPr/>
+          <w:p>
+            <w:pPr>
+              <w:pStyle w:val="Compact"/>
             </w:pPr>
             <w:r>
               <w:t xml:space="preserve">사용 기한</w:t>
@@ -6481,10 +6377,19 @@
           </w:p>
         </w:tc>
         <w:tc>
-          <w:tcPr/>
-          <w:p>
-            <w:pPr>
-              <w:pStyle w:val="Compact"/>
+          <w:tcPr>
+            <w:tcW w:w="7170" w:type="dxa"/>
+            <w:tcMar>
+              <w:top w:w="60" w:type="dxa"/>
+              <w:left w:w="120" w:type="dxa"/>
+              <w:bottom w:w="60" w:type="dxa"/>
+              <w:right w:w="120" w:type="dxa"/>
+            </w:tcMar>
+          </w:tcPr>
+          <w:p>
+            <w:pPr>
+              <w:pStyle w:val="Compact"/>
+              <w:wordWrap w:val="1"/>
             </w:pPr>
             <w:r>
               <w:t xml:space="preserve">잔여 수명이 부족한 부품은 생산 투입 전 기술부서 확인</w:t>
@@ -6494,18 +6399,10 @@
       </w:tr>
       <w:tr>
         <w:tc>
-          <w:tcPr>
-            <w:tcMar>
-              <w:top w:w="60" w:type="dxa"/>
-              <w:left w:w="120" w:type="dxa"/>
-              <w:bottom w:w="60" w:type="dxa"/>
-              <w:right w:w="120" w:type="dxa"/>
-            </w:tcMar>
-          </w:tcPr>
-          <w:p>
-            <w:pPr>
-              <w:pStyle w:val="Compact"/>
-              <w:wordWrap w:val="1"/>
+          <w:tcPr/>
+          <w:p>
+            <w:pPr>
+              <w:pStyle w:val="Compact"/>
             </w:pPr>
             <w:r>
               <w:t xml:space="preserve">폐기</w:t>
@@ -6513,18 +6410,10 @@
           </w:p>
         </w:tc>
         <w:tc>
-          <w:tcPr>
-            <w:tcMar>
-              <w:top w:w="60" w:type="dxa"/>
-              <w:left w:w="120" w:type="dxa"/>
-              <w:bottom w:w="60" w:type="dxa"/>
-              <w:right w:w="120" w:type="dxa"/>
-            </w:tcMar>
-          </w:tcPr>
-          <w:p>
-            <w:pPr>
-              <w:pStyle w:val="Compact"/>
-              <w:wordWrap w:val="1"/>
+          <w:tcPr/>
+          <w:p>
+            <w:pPr>
+              <w:pStyle w:val="Compact"/>
             </w:pPr>
             <w:r>
               <w:t xml:space="preserve">수명 만료 부품은 즉시 격리 및 폐기 (재사용 불가 표시)</w:t>
@@ -6576,7 +6465,7 @@
         </w:trPr>
         <w:tc>
           <w:tcPr>
-            <w:tcW w:w="2460" w:type="dxa"/>
+            <w:tcW w:w="2281" w:type="dxa"/>
             <w:tcMar>
               <w:top w:w="60" w:type="dxa"/>
               <w:left w:w="120" w:type="dxa"/>
@@ -6597,7 +6486,7 @@
         </w:tc>
         <w:tc>
           <w:tcPr>
-            <w:tcW w:w="6328" w:type="dxa"/>
+            <w:tcW w:w="6507" w:type="dxa"/>
             <w:tcMar>
               <w:top w:w="60" w:type="dxa"/>
               <w:left w:w="120" w:type="dxa"/>
@@ -6619,9 +6508,7 @@
       </w:tr>
       <w:tr>
         <w:tc>
-          <w:tcPr>
-            <w:tcW w:w="2460" w:type="dxa"/>
-          </w:tcPr>
+          <w:tcPr/>
           <w:p>
             <w:pPr>
               <w:pStyle w:val="Compact"/>
@@ -6633,7 +6520,7 @@
         </w:tc>
         <w:tc>
           <w:tcPr>
-            <w:tcW w:w="6328" w:type="dxa"/>
+            <w:tcW w:w="6507" w:type="dxa"/>
             <w:tcMar>
               <w:top w:w="60" w:type="dxa"/>
               <w:left w:w="120" w:type="dxa"/>
@@ -6666,6 +6553,7 @@
         </w:tc>
         <w:tc>
           <w:tcPr>
+            <w:tcW w:w="6507" w:type="dxa"/>
             <w:tcMar>
               <w:top w:w="60" w:type="dxa"/>
               <w:left w:w="120" w:type="dxa"/>
@@ -6697,9 +6585,7 @@
           </w:p>
         </w:tc>
         <w:tc>
-          <w:tcPr>
-            <w:tcW w:w="6328" w:type="dxa"/>
-          </w:tcPr>
+          <w:tcPr/>
           <w:p>
             <w:pPr>
               <w:pStyle w:val="Compact"/>
@@ -6712,19 +6598,10 @@
       </w:tr>
       <w:tr>
         <w:tc>
-          <w:tcPr>
-            <w:tcW w:w="2460" w:type="dxa"/>
-            <w:tcMar>
-              <w:top w:w="60" w:type="dxa"/>
-              <w:left w:w="120" w:type="dxa"/>
-              <w:bottom w:w="60" w:type="dxa"/>
-              <w:right w:w="120" w:type="dxa"/>
-            </w:tcMar>
-          </w:tcPr>
-          <w:p>
-            <w:pPr>
-              <w:pStyle w:val="Compact"/>
-              <w:wordWrap w:val="1"/>
+          <w:tcPr/>
+          <w:p>
+            <w:pPr>
+              <w:pStyle w:val="Compact"/>
             </w:pPr>
             <w:r>
               <w:t xml:space="preserve">이중 포장</w:t>
@@ -6732,10 +6609,19 @@
           </w:p>
         </w:tc>
         <w:tc>
-          <w:tcPr/>
-          <w:p>
-            <w:pPr>
-              <w:pStyle w:val="Compact"/>
+          <w:tcPr>
+            <w:tcW w:w="6507" w:type="dxa"/>
+            <w:tcMar>
+              <w:top w:w="60" w:type="dxa"/>
+              <w:left w:w="120" w:type="dxa"/>
+              <w:bottom w:w="60" w:type="dxa"/>
+              <w:right w:w="120" w:type="dxa"/>
+            </w:tcMar>
+          </w:tcPr>
+          <w:p>
+            <w:pPr>
+              <w:pStyle w:val="Compact"/>
+              <w:wordWrap w:val="1"/>
             </w:pPr>
             <w:r>
               <w:t xml:space="preserve">항공우주 정밀 부품은 내부 보호 포장 + 외부 운송 포장의 이중 구조 적용</w:t>
@@ -6745,18 +6631,10 @@
       </w:tr>
       <w:tr>
         <w:tc>
-          <w:tcPr>
-            <w:tcMar>
-              <w:top w:w="60" w:type="dxa"/>
-              <w:left w:w="120" w:type="dxa"/>
-              <w:bottom w:w="60" w:type="dxa"/>
-              <w:right w:w="120" w:type="dxa"/>
-            </w:tcMar>
-          </w:tcPr>
-          <w:p>
-            <w:pPr>
-              <w:pStyle w:val="Compact"/>
-              <w:wordWrap w:val="1"/>
+          <w:tcPr/>
+          <w:p>
+            <w:pPr>
+              <w:pStyle w:val="Compact"/>
             </w:pPr>
             <w:r>
               <w:t xml:space="preserve">포장 검증</w:t>
@@ -6764,18 +6642,10 @@
           </w:p>
         </w:tc>
         <w:tc>
-          <w:tcPr>
-            <w:tcMar>
-              <w:top w:w="60" w:type="dxa"/>
-              <w:left w:w="120" w:type="dxa"/>
-              <w:bottom w:w="60" w:type="dxa"/>
-              <w:right w:w="120" w:type="dxa"/>
-            </w:tcMar>
-          </w:tcPr>
-          <w:p>
-            <w:pPr>
-              <w:pStyle w:val="Compact"/>
-              <w:wordWrap w:val="1"/>
+          <w:tcPr/>
+          <w:p>
+            <w:pPr>
+              <w:pStyle w:val="Compact"/>
             </w:pPr>
             <w:r>
               <w:t xml:space="preserve">신규 포장 사양 적용 시 진동/낙하 시험 등 포장 검증 수행 (해당 시)</w:t>
@@ -7231,18 +7101,10 @@
       </w:tr>
       <w:tr>
         <w:tc>
-          <w:tcPr>
-            <w:tcMar>
-              <w:top w:w="60" w:type="dxa"/>
-              <w:left w:w="120" w:type="dxa"/>
-              <w:bottom w:w="60" w:type="dxa"/>
-              <w:right w:w="120" w:type="dxa"/>
-            </w:tcMar>
-          </w:tcPr>
-          <w:p>
-            <w:pPr>
-              <w:pStyle w:val="Compact"/>
-              <w:wordWrap w:val="1"/>
+          <w:tcPr/>
+          <w:p>
+            <w:pPr>
+              <w:pStyle w:val="Compact"/>
             </w:pPr>
             <w:r>
               <w:t xml:space="preserve">청결도</w:t>
@@ -7250,18 +7112,10 @@
           </w:p>
         </w:tc>
         <w:tc>
-          <w:tcPr>
-            <w:tcMar>
-              <w:top w:w="60" w:type="dxa"/>
-              <w:left w:w="120" w:type="dxa"/>
-              <w:bottom w:w="60" w:type="dxa"/>
-              <w:right w:w="120" w:type="dxa"/>
-            </w:tcMar>
-          </w:tcPr>
-          <w:p>
-            <w:pPr>
-              <w:pStyle w:val="Compact"/>
-              <w:wordWrap w:val="1"/>
+          <w:tcPr/>
+          <w:p>
+            <w:pPr>
+              <w:pStyle w:val="Compact"/>
             </w:pPr>
             <w:r>
               <w:t xml:space="preserve">육안 점검</w:t>
@@ -7269,18 +7123,10 @@
           </w:p>
         </w:tc>
         <w:tc>
-          <w:tcPr>
-            <w:tcMar>
-              <w:top w:w="60" w:type="dxa"/>
-              <w:left w:w="120" w:type="dxa"/>
-              <w:bottom w:w="60" w:type="dxa"/>
-              <w:right w:w="120" w:type="dxa"/>
-            </w:tcMar>
-          </w:tcPr>
-          <w:p>
-            <w:pPr>
-              <w:pStyle w:val="Compact"/>
-              <w:wordWrap w:val="1"/>
+          <w:tcPr/>
+          <w:p>
+            <w:pPr>
+              <w:pStyle w:val="Compact"/>
             </w:pPr>
             <w:r>
               <w:t xml:space="preserve">1일 1회</w:t>
@@ -7752,7 +7598,6 @@
               <w:bottom w:w="60" w:type="dxa"/>
               <w:right w:w="120" w:type="dxa"/>
             </w:tcMar>
-            <w:shd w:val="clear" w:color="auto" w:fill="DEEAF1"/>
           </w:tcPr>
           <w:p>
             <w:pPr>
@@ -7772,7 +7617,6 @@
               <w:bottom w:w="60" w:type="dxa"/>
               <w:right w:w="120" w:type="dxa"/>
             </w:tcMar>
-            <w:shd w:val="clear" w:color="auto" w:fill="DEEAF1"/>
           </w:tcPr>
           <w:p>
             <w:pPr>
@@ -7792,7 +7636,6 @@
               <w:bottom w:w="60" w:type="dxa"/>
               <w:right w:w="120" w:type="dxa"/>
             </w:tcMar>
-            <w:shd w:val="clear" w:color="auto" w:fill="DEEAF1"/>
           </w:tcPr>
           <w:p>
             <w:pPr>
@@ -8172,7 +8015,7 @@
         </w:trPr>
         <w:tc>
           <w:tcPr>
-            <w:tcW w:w="2460" w:type="dxa"/>
+            <w:tcW w:w="1786" w:type="dxa"/>
             <w:tcMar>
               <w:top w:w="60" w:type="dxa"/>
               <w:left w:w="120" w:type="dxa"/>
@@ -8193,7 +8036,7 @@
         </w:tc>
         <w:tc>
           <w:tcPr>
-            <w:tcW w:w="6328" w:type="dxa"/>
+            <w:tcW w:w="7002" w:type="dxa"/>
             <w:tcMar>
               <w:top w:w="60" w:type="dxa"/>
               <w:left w:w="120" w:type="dxa"/>
@@ -8215,9 +8058,7 @@
       </w:tr>
       <w:tr>
         <w:tc>
-          <w:tcPr>
-            <w:tcW w:w="2460" w:type="dxa"/>
-          </w:tcPr>
+          <w:tcPr/>
           <w:p>
             <w:pPr>
               <w:pStyle w:val="Compact"/>
@@ -8229,7 +8070,7 @@
         </w:tc>
         <w:tc>
           <w:tcPr>
-            <w:tcW w:w="6328" w:type="dxa"/>
+            <w:tcW w:w="7002" w:type="dxa"/>
             <w:tcMar>
               <w:top w:w="60" w:type="dxa"/>
               <w:left w:w="120" w:type="dxa"/>
@@ -8262,6 +8103,7 @@
         </w:tc>
         <w:tc>
           <w:tcPr>
+            <w:tcW w:w="7002" w:type="dxa"/>
             <w:tcMar>
               <w:top w:w="60" w:type="dxa"/>
               <w:left w:w="120" w:type="dxa"/>
@@ -8293,9 +8135,7 @@
           </w:p>
         </w:tc>
         <w:tc>
-          <w:tcPr>
-            <w:tcW w:w="6328" w:type="dxa"/>
-          </w:tcPr>
+          <w:tcPr/>
           <w:p>
             <w:pPr>
               <w:pStyle w:val="Compact"/>
@@ -8308,19 +8148,10 @@
       </w:tr>
       <w:tr>
         <w:tc>
-          <w:tcPr>
-            <w:tcW w:w="2460" w:type="dxa"/>
-            <w:tcMar>
-              <w:top w:w="60" w:type="dxa"/>
-              <w:left w:w="120" w:type="dxa"/>
-              <w:bottom w:w="60" w:type="dxa"/>
-              <w:right w:w="120" w:type="dxa"/>
-            </w:tcMar>
-          </w:tcPr>
-          <w:p>
-            <w:pPr>
-              <w:pStyle w:val="Compact"/>
-              <w:wordWrap w:val="1"/>
+          <w:tcPr/>
+          <w:p>
+            <w:pPr>
+              <w:pStyle w:val="Compact"/>
             </w:pPr>
             <w:r>
               <w:t xml:space="preserve">QF-814-04</w:t>
@@ -8328,10 +8159,19 @@
           </w:p>
         </w:tc>
         <w:tc>
-          <w:tcPr/>
-          <w:p>
-            <w:pPr>
-              <w:pStyle w:val="Compact"/>
+          <w:tcPr>
+            <w:tcW w:w="7002" w:type="dxa"/>
+            <w:tcMar>
+              <w:top w:w="60" w:type="dxa"/>
+              <w:left w:w="120" w:type="dxa"/>
+              <w:bottom w:w="60" w:type="dxa"/>
+              <w:right w:w="120" w:type="dxa"/>
+            </w:tcMar>
+          </w:tcPr>
+          <w:p>
+            <w:pPr>
+              <w:pStyle w:val="Compact"/>
+              <w:wordWrap w:val="1"/>
             </w:pPr>
             <w:r>
               <w:t xml:space="preserve">포장 검사 기록 (Packaging Inspection Record)</w:t>
@@ -8365,18 +8205,10 @@
       </w:tr>
       <w:tr>
         <w:tc>
-          <w:tcPr>
-            <w:tcMar>
-              <w:top w:w="60" w:type="dxa"/>
-              <w:left w:w="120" w:type="dxa"/>
-              <w:bottom w:w="60" w:type="dxa"/>
-              <w:right w:w="120" w:type="dxa"/>
-            </w:tcMar>
-          </w:tcPr>
-          <w:p>
-            <w:pPr>
-              <w:pStyle w:val="Compact"/>
-              <w:wordWrap w:val="1"/>
+          <w:tcPr/>
+          <w:p>
+            <w:pPr>
+              <w:pStyle w:val="Compact"/>
             </w:pPr>
             <w:r>
               <w:t xml:space="preserve">QF-814-06</w:t>
@@ -8384,18 +8216,10 @@
           </w:p>
         </w:tc>
         <w:tc>
-          <w:tcPr>
-            <w:tcMar>
-              <w:top w:w="60" w:type="dxa"/>
-              <w:left w:w="120" w:type="dxa"/>
-              <w:bottom w:w="60" w:type="dxa"/>
-              <w:right w:w="120" w:type="dxa"/>
-            </w:tcMar>
-          </w:tcPr>
-          <w:p>
-            <w:pPr>
-              <w:pStyle w:val="Compact"/>
-              <w:wordWrap w:val="1"/>
+          <w:tcPr/>
+          <w:p>
+            <w:pPr>
+              <w:pStyle w:val="Compact"/>
             </w:pPr>
             <w:r>
               <w:t xml:space="preserve">ESD 구역 점검 기록 (ESD Area Inspection Record)</w:t>
@@ -8893,8 +8717,8 @@
     <w:rPrDefault>
       <w:rPr>
         <w:rFonts w:asciiTheme="minorHAnsi" w:cstheme="minorBidi" w:eastAsiaTheme="minorEastAsia" w:hAnsiTheme="minorHAnsi"/>
-        <w:sz w:val="24"/>
-        <w:szCs w:val="24"/>
+        <w:sz w:val="20"/>
+        <w:szCs w:val="20"/>
         <w:lang w:bidi="ar-SA" w:eastAsia="zh-CN" w:val="en-US"/>
       </w:rPr>
     </w:rPrDefault>
@@ -8962,8 +8786,8 @@
     </w:pPr>
     <w:rPr>
       <w:rFonts w:asciiTheme="majorHAnsi" w:cstheme="majorBidi" w:eastAsiaTheme="majorEastAsia" w:hAnsiTheme="majorHAnsi"/>
-      <w:sz w:val="56"/>
-      <w:szCs w:val="56"/>
+      <w:sz w:val="44"/>
+      <w:szCs w:val="44"/>
     </w:rPr>
   </w:style>
   <w:style w:customStyle="1" w:styleId="TitleChar" w:type="character">
@@ -8974,8 +8798,8 @@
     <w:rsid w:val="00A10FD9"/>
     <w:rPr>
       <w:rFonts w:asciiTheme="majorHAnsi" w:cstheme="majorBidi" w:eastAsiaTheme="majorEastAsia" w:hAnsiTheme="majorHAnsi"/>
-      <w:sz w:val="56"/>
-      <w:szCs w:val="56"/>
+      <w:sz w:val="44"/>
+      <w:szCs w:val="44"/>
     </w:rPr>
   </w:style>
   <w:style w:styleId="Subtitle" w:type="paragraph">
@@ -9097,8 +8921,8 @@
     <w:rPr>
       <w:rFonts w:asciiTheme="majorHAnsi" w:cstheme="majorBidi" w:eastAsiaTheme="majorEastAsia" w:hAnsiTheme="majorHAnsi"/>
       <w:color w:themeColor="accent1" w:themeShade="BF" w:val="0F4761"/>
-      <w:sz w:val="40"/>
-      <w:szCs w:val="40"/>
+      <w:sz w:val="32"/>
+      <w:szCs w:val="32"/>
     </w:rPr>
   </w:style>
   <w:style w:styleId="Heading2" w:type="paragraph">
@@ -9288,8 +9112,8 @@
     <w:rPr>
       <w:rFonts w:asciiTheme="majorHAnsi" w:cstheme="majorBidi" w:eastAsiaTheme="majorEastAsia" w:hAnsiTheme="majorHAnsi"/>
       <w:color w:themeColor="accent1" w:themeShade="BF" w:val="0F4761"/>
-      <w:sz w:val="40"/>
-      <w:szCs w:val="40"/>
+      <w:sz w:val="32"/>
+      <w:szCs w:val="32"/>
     </w:rPr>
   </w:style>
   <w:style w:customStyle="1" w:styleId="Heading2Char" w:type="character">
